--- a/udp_packet_capture.docx
+++ b/udp_packet_capture.docx
@@ -29,6 +29,11 @@
       </w:r>
     </w:p>
     <w:p>
+      <w:pPr>
+        <w:rPr>
+          <w:rFonts w:hint="eastAsia"/>
+        </w:rPr>
+      </w:pPr>
       <w:r>
         <w:rPr>
           <w:rFonts w:hint="eastAsia"/>
@@ -56,11 +61,16 @@
           <v:shape id="_x0000_i1025" type="#_x0000_t75" style="width:74.25pt;height:50.25pt" o:ole="">
             <v:imagedata r:id="rId6" o:title=""/>
           </v:shape>
-          <o:OLEObject Type="Embed" ProgID="Package" ShapeID="_x0000_i1025" DrawAspect="Icon" ObjectID="_1842778915" r:id="rId7"/>
+          <o:OLEObject Type="Embed" ProgID="Package" ShapeID="_x0000_i1025" DrawAspect="Icon" ObjectID="_1842796834" r:id="rId7"/>
         </w:object>
       </w:r>
     </w:p>
     <w:p>
+      <w:pPr>
+        <w:rPr>
+          <w:rFonts w:hint="eastAsia"/>
+        </w:rPr>
+      </w:pPr>
       <w:r>
         <w:rPr>
           <w:noProof/>
@@ -142,6 +152,11 @@
       </w:r>
     </w:p>
     <w:p>
+      <w:pPr>
+        <w:rPr>
+          <w:rFonts w:hint="eastAsia"/>
+        </w:rPr>
+      </w:pPr>
       <w:r>
         <w:rPr>
           <w:rFonts w:hint="eastAsia"/>
@@ -159,16 +174,15 @@
         <w:rPr>
           <w:rFonts w:hint="eastAsia"/>
         </w:rPr>
-        <w:t>StudentID</w:t>
-      </w:r>
-      <w:r>
-        <w:rPr>
-          <w:rFonts w:hint="eastAsia"/>
-        </w:rPr>
-        <w:t>: 0d2910 XOR 0x5A3C=0x5162</w:t>
-      </w:r>
-    </w:p>
-    <w:p>
+        <w:t>StudentID: 0d2910 XOR 0x5A3C=0x5162</w:t>
+      </w:r>
+    </w:p>
+    <w:p>
+      <w:pPr>
+        <w:rPr>
+          <w:rFonts w:hint="eastAsia"/>
+        </w:rPr>
+      </w:pPr>
       <w:r>
         <w:rPr>
           <w:noProof/>
@@ -264,6 +278,11 @@
       </w:r>
     </w:p>
     <w:p>
+      <w:pPr>
+        <w:rPr>
+          <w:rFonts w:hint="eastAsia"/>
+        </w:rPr>
+      </w:pPr>
       <w:r>
         <w:rPr>
           <w:rFonts w:hint="eastAsia"/>
@@ -272,12 +291,17 @@
       </w:r>
     </w:p>
     <w:p>
+      <w:pPr>
+        <w:rPr>
+          <w:rFonts w:hint="eastAsia"/>
+        </w:rPr>
+      </w:pPr>
       <w:r>
         <w:rPr>
           <w:noProof/>
         </w:rPr>
         <w:drawing>
-          <wp:inline distT="0" distB="0" distL="0" distR="0" wp14:anchorId="13B6713E" wp14:editId="31C4E190">
+          <wp:inline distT="0" distB="0" distL="0" distR="0" wp14:anchorId="13B6713E" wp14:editId="627E90D5">
             <wp:extent cx="5272405" cy="3253105"/>
             <wp:effectExtent l="0" t="0" r="4445" b="4445"/>
             <wp:docPr id="1728108469" name="图片 3"/>
@@ -353,6 +377,11 @@
       </w:r>
     </w:p>
     <w:p>
+      <w:pPr>
+        <w:rPr>
+          <w:rFonts w:hint="eastAsia"/>
+        </w:rPr>
+      </w:pPr>
       <w:r>
         <w:rPr>
           <w:rFonts w:hint="eastAsia"/>
@@ -371,16 +400,15 @@
         <w:rPr>
           <w:rFonts w:hint="eastAsia"/>
         </w:rPr>
-        <w:t>序列号</w:t>
-      </w:r>
-      <w:r>
-        <w:rPr>
-          <w:rFonts w:hint="eastAsia"/>
-        </w:rPr>
-        <w:t>: 报文序号</w:t>
-      </w:r>
-    </w:p>
-    <w:p>
+        <w:t>序列号: 报文序号</w:t>
+      </w:r>
+    </w:p>
+    <w:p>
+      <w:pPr>
+        <w:rPr>
+          <w:rFonts w:hint="eastAsia"/>
+        </w:rPr>
+      </w:pPr>
       <w:r>
         <w:rPr>
           <w:noProof/>
@@ -462,6 +490,11 @@
       </w:r>
     </w:p>
     <w:p>
+      <w:pPr>
+        <w:rPr>
+          <w:rFonts w:hint="eastAsia"/>
+        </w:rPr>
+      </w:pPr>
       <w:r>
         <w:rPr>
           <w:rFonts w:hint="eastAsia"/>
@@ -479,19 +512,7 @@
         <w:rPr>
           <w:rFonts w:hint="eastAsia"/>
         </w:rPr>
-        <w:t>确认号</w:t>
-      </w:r>
-      <w:r>
-        <w:rPr>
-          <w:rFonts w:hint="eastAsia"/>
-        </w:rPr>
-        <w:t>：</w:t>
-      </w:r>
-      <w:r>
-        <w:rPr>
-          <w:rFonts w:hint="eastAsia"/>
-        </w:rPr>
-        <w:t>报文序号</w:t>
+        <w:t>确认号：报文序号</w:t>
       </w:r>
     </w:p>
     <w:p>
@@ -1018,7 +1039,19 @@
         <w:rPr>
           <w:rFonts w:hint="eastAsia"/>
         </w:rPr>
-        <w:t>3. 滑动窗口机制 ：深入理解了GBN协议的工作原理和窗口管理方法</w:t>
+        <w:t>3. 滑动窗口机制 ：理解了GBN</w:t>
+      </w:r>
+      <w:r>
+        <w:rPr>
+          <w:rFonts w:hint="eastAsia"/>
+        </w:rPr>
+        <w:t>，SR</w:t>
+      </w:r>
+      <w:r>
+        <w:rPr>
+          <w:rFonts w:hint="eastAsia"/>
+        </w:rPr>
+        <w:t>协议的工作原理和窗口管理方法</w:t>
       </w:r>
     </w:p>
     <w:p>
@@ -1090,6 +1123,14 @@
           <w:rFonts w:hint="eastAsia"/>
         </w:rPr>
       </w:pPr>
+      <w:hyperlink r:id="rId12" w:history="1">
+        <w:r>
+          <w:rPr>
+            <w:rStyle w:val="af2"/>
+          </w:rPr>
+          <w:t>PFFFL/UDP-socket-programming</w:t>
+        </w:r>
+      </w:hyperlink>
     </w:p>
     <w:sectPr>
       <w:pgSz w:w="11906" w:h="16838"/>
@@ -1770,7 +1811,6 @@
   <w:style w:type="character" w:default="1" w:styleId="a0">
     <w:name w:val="Default Paragraph Font"/>
     <w:uiPriority w:val="1"/>
-    <w:semiHidden/>
     <w:unhideWhenUsed/>
   </w:style>
   <w:style w:type="table" w:default="1" w:styleId="a1">
@@ -2148,6 +2188,29 @@
     <w:rPr>
       <w:sz w:val="18"/>
       <w:szCs w:val="18"/>
+    </w:rPr>
+  </w:style>
+  <w:style w:type="character" w:styleId="af2">
+    <w:name w:val="Hyperlink"/>
+    <w:basedOn w:val="a0"/>
+    <w:uiPriority w:val="99"/>
+    <w:unhideWhenUsed/>
+    <w:rsid w:val="0085306E"/>
+    <w:rPr>
+      <w:color w:val="0563C1" w:themeColor="hyperlink"/>
+      <w:u w:val="single"/>
+    </w:rPr>
+  </w:style>
+  <w:style w:type="character" w:styleId="af3">
+    <w:name w:val="Unresolved Mention"/>
+    <w:basedOn w:val="a0"/>
+    <w:uiPriority w:val="99"/>
+    <w:semiHidden/>
+    <w:unhideWhenUsed/>
+    <w:rsid w:val="0085306E"/>
+    <w:rPr>
+      <w:color w:val="605E5C"/>
+      <w:shd w:val="clear" w:color="auto" w:fill="E1DFDD"/>
     </w:rPr>
   </w:style>
 </w:styles>
